--- a/exports/identity_plane_deep_dive_v1.0.docx
+++ b/exports/identity_plane_deep_dive_v1.0.docx
@@ -542,6 +542,391 @@
       </w:r>
       <w:r>
         <w:t xml:space="preserve">CM-8: System Component Inventory (Rev 5)</w:t>
+      </w:r>
+      <w:r>
+        <w:t xml:space="preserve">”</w:t>
+      </w:r>
+    </w:p>
+    <w:p>
+      <w:pPr>
+        <w:pStyle w:val="SourceCode"/>
+      </w:pPr>
+      <w:r>
+        <w:rPr>
+          <w:rStyle w:val="VerbatimChar"/>
+        </w:rPr>
+        <w:t xml:space="preserve">  identity_lifecycle_scenarios:</w:t>
+      </w:r>
+    </w:p>
+    <w:p>
+      <w:pPr>
+        <w:pStyle w:val="FirstParagraph"/>
+      </w:pPr>
+      <w:r>
+        <w:t xml:space="preserve">mover_scenario:</w:t>
+      </w:r>
+      <w:r>
+        <w:t xml:space="preserve"> </w:t>
+      </w:r>
+      <w:r>
+        <w:t xml:space="preserve">persona:</w:t>
+      </w:r>
+      <w:r>
+        <w:t xml:space="preserve"> </w:t>
+      </w:r>
+      <w:r>
+        <w:t xml:space="preserve">“</w:t>
+      </w:r>
+      <w:r>
+        <w:t xml:space="preserve">Sarah Miller, Senior Analyst</w:t>
+      </w:r>
+      <w:r>
+        <w:t xml:space="preserve">”</w:t>
+      </w:r>
+      <w:r>
+        <w:t xml:space="preserve"> </w:t>
+      </w:r>
+      <w:r>
+        <w:t xml:space="preserve">event:</w:t>
+      </w:r>
+      <w:r>
+        <w:t xml:space="preserve"> </w:t>
+      </w:r>
+      <w:r>
+        <w:t xml:space="preserve">“</w:t>
+      </w:r>
+      <w:r>
+        <w:t xml:space="preserve">Internal Transfer from Field Operations (Dept 400) to Cyber Policy (Dept 800)</w:t>
+      </w:r>
+      <w:r>
+        <w:t xml:space="preserve">”</w:t>
+      </w:r>
+      <w:r>
+        <w:t xml:space="preserve"> </w:t>
+      </w:r>
+      <w:r>
+        <w:t xml:space="preserve">narrative: &gt;</w:t>
+      </w:r>
+      <w:r>
+        <w:t xml:space="preserve"> </w:t>
+      </w:r>
+      <w:r>
+        <w:t xml:space="preserve">The Mover scenario demonstrates Zero-Touch internal transfers.</w:t>
+      </w:r>
+      <w:r>
+        <w:t xml:space="preserve"> </w:t>
+      </w:r>
+      <w:r>
+        <w:t xml:space="preserve">When the HRIS updates Sarah’s department ID, the Entra ID</w:t>
+      </w:r>
+      <w:r>
+        <w:t xml:space="preserve"> </w:t>
+      </w:r>
+      <w:r>
+        <w:t xml:space="preserve">Provisioning Service detects the attribute change within one hour.</w:t>
+      </w:r>
+      <w:r>
+        <w:t xml:space="preserve"> </w:t>
+      </w:r>
+      <w:r>
+        <w:t xml:space="preserve">The ABAC engine evaluates her identity against dynamic groups.</w:t>
+      </w:r>
+      <w:r>
+        <w:t xml:space="preserve"> </w:t>
+      </w:r>
+      <w:r>
+        <w:t xml:space="preserve">She is automatically removed from Field Ops Users (department eq 400)</w:t>
+      </w:r>
+      <w:r>
+        <w:t xml:space="preserve"> </w:t>
+      </w:r>
+      <w:r>
+        <w:t xml:space="preserve">and added to Cyber Policy Users (department eq 800). Access to</w:t>
+      </w:r>
+      <w:r>
+        <w:t xml:space="preserve"> </w:t>
+      </w:r>
+      <w:r>
+        <w:t xml:space="preserve">Field Operations SharePoint is revoked while Cyber Policy Teams</w:t>
+      </w:r>
+      <w:r>
+        <w:t xml:space="preserve"> </w:t>
+      </w:r>
+      <w:r>
+        <w:t xml:space="preserve">channel, Agency Policy Repository, and Moderate-Security Azure</w:t>
+      </w:r>
+      <w:r>
+        <w:t xml:space="preserve"> </w:t>
+      </w:r>
+      <w:r>
+        <w:t xml:space="preserve">enclave are provisioned instantly. Conditional Access updates to</w:t>
+      </w:r>
+      <w:r>
+        <w:t xml:space="preserve"> </w:t>
+      </w:r>
+      <w:r>
+        <w:t xml:space="preserve">require phishing-resistant MFA (PIV Card) for policy-specific</w:t>
+      </w:r>
+      <w:r>
+        <w:t xml:space="preserve"> </w:t>
+      </w:r>
+      <w:r>
+        <w:t xml:space="preserve">resources. The Sync Orchestrator updates her ServiceNow CI record</w:t>
+      </w:r>
+      <w:r>
+        <w:t xml:space="preserve"> </w:t>
+      </w:r>
+      <w:r>
+        <w:t xml:space="preserve">and notifies the Cyber Policy Lead via MS Teams.</w:t>
+      </w:r>
+      <w:r>
+        <w:t xml:space="preserve"> </w:t>
+      </w:r>
+      <w:r>
+        <w:t xml:space="preserve">metrics:</w:t>
+      </w:r>
+      <w:r>
+        <w:t xml:space="preserve"> </w:t>
+      </w:r>
+      <w:r>
+        <w:t xml:space="preserve">time_to_productivity:</w:t>
+      </w:r>
+      <w:r>
+        <w:t xml:space="preserve"> </w:t>
+      </w:r>
+      <w:r>
+        <w:t xml:space="preserve">“</w:t>
+      </w:r>
+      <w:r>
+        <w:t xml:space="preserve">Reduced from 5-7 days to less than 60 minutes</w:t>
+      </w:r>
+      <w:r>
+        <w:t xml:space="preserve">”</w:t>
+      </w:r>
+      <w:r>
+        <w:t xml:space="preserve"> </w:t>
+      </w:r>
+      <w:r>
+        <w:t xml:space="preserve">security_risk:</w:t>
+      </w:r>
+      <w:r>
+        <w:t xml:space="preserve"> </w:t>
+      </w:r>
+      <w:r>
+        <w:t xml:space="preserve">“</w:t>
+      </w:r>
+      <w:r>
+        <w:t xml:space="preserve">Eliminated access creep from accumulated permissions</w:t>
+      </w:r>
+      <w:r>
+        <w:t xml:space="preserve">”</w:t>
+      </w:r>
+      <w:r>
+        <w:t xml:space="preserve"> </w:t>
+      </w:r>
+      <w:r>
+        <w:t xml:space="preserve">admin_load:</w:t>
+      </w:r>
+      <w:r>
+        <w:t xml:space="preserve"> </w:t>
+      </w:r>
+      <w:r>
+        <w:t xml:space="preserve">“</w:t>
+      </w:r>
+      <w:r>
+        <w:t xml:space="preserve">100% reduction in manual group management for transfers</w:t>
+      </w:r>
+      <w:r>
+        <w:t xml:space="preserve">”</w:t>
+      </w:r>
+      <w:r>
+        <w:t xml:space="preserve"> </w:t>
+      </w:r>
+      <w:r>
+        <w:t xml:space="preserve">leaver_scenario:</w:t>
+      </w:r>
+      <w:r>
+        <w:t xml:space="preserve"> </w:t>
+      </w:r>
+      <w:r>
+        <w:t xml:space="preserve">persona:</w:t>
+      </w:r>
+      <w:r>
+        <w:t xml:space="preserve"> </w:t>
+      </w:r>
+      <w:r>
+        <w:t xml:space="preserve">“</w:t>
+      </w:r>
+      <w:r>
+        <w:t xml:space="preserve">James Vance, Contractor</w:t>
+      </w:r>
+      <w:r>
+        <w:t xml:space="preserve">”</w:t>
+      </w:r>
+      <w:r>
+        <w:t xml:space="preserve"> </w:t>
+      </w:r>
+      <w:r>
+        <w:t xml:space="preserve">event:</w:t>
+      </w:r>
+      <w:r>
+        <w:t xml:space="preserve"> </w:t>
+      </w:r>
+      <w:r>
+        <w:t xml:space="preserve">“</w:t>
+      </w:r>
+      <w:r>
+        <w:t xml:space="preserve">Immediate Separation (End of Contract / High-Risk Departure)</w:t>
+      </w:r>
+      <w:r>
+        <w:t xml:space="preserve">”</w:t>
+      </w:r>
+      <w:r>
+        <w:t xml:space="preserve"> </w:t>
+      </w:r>
+      <w:r>
+        <w:t xml:space="preserve">narrative: &gt;</w:t>
+      </w:r>
+      <w:r>
+        <w:t xml:space="preserve"> </w:t>
+      </w:r>
+      <w:r>
+        <w:t xml:space="preserve">The Leaver scenario demonstrates the automated kill switch.</w:t>
+      </w:r>
+      <w:r>
+        <w:t xml:space="preserve"> </w:t>
+      </w:r>
+      <w:r>
+        <w:t xml:space="preserve">When HR finalizes the separation, the HRIS pushes a status update</w:t>
+      </w:r>
+      <w:r>
+        <w:t xml:space="preserve"> </w:t>
+      </w:r>
+      <w:r>
+        <w:t xml:space="preserve">setting Employee Status to Terminated with immediate effect.</w:t>
+      </w:r>
+      <w:r>
+        <w:t xml:space="preserve"> </w:t>
+      </w:r>
+      <w:r>
+        <w:t xml:space="preserve">Entra ID disables the account within seconds, blocking all new</w:t>
+      </w:r>
+      <w:r>
+        <w:t xml:space="preserve"> </w:t>
+      </w:r>
+      <w:r>
+        <w:t xml:space="preserve">sign-in sessions across M365, Azure, ServiceNow, and federated</w:t>
+      </w:r>
+      <w:r>
+        <w:t xml:space="preserve"> </w:t>
+      </w:r>
+      <w:r>
+        <w:t xml:space="preserve">apps. Continuous Access Evaluation (CAE) issues a revocation</w:t>
+      </w:r>
+      <w:r>
+        <w:t xml:space="preserve"> </w:t>
+      </w:r>
+      <w:r>
+        <w:t xml:space="preserve">signal to all supporting apps, terminating active sessions</w:t>
+      </w:r>
+      <w:r>
+        <w:t xml:space="preserve"> </w:t>
+      </w:r>
+      <w:r>
+        <w:t xml:space="preserve">instantly without waiting for token expiry. The Sync Orchestrator</w:t>
+      </w:r>
+      <w:r>
+        <w:t xml:space="preserve"> </w:t>
+      </w:r>
+      <w:r>
+        <w:t xml:space="preserve">moves all assigned assets (laptop, PIV card, mobile) to</w:t>
+      </w:r>
+      <w:r>
+        <w:t xml:space="preserve"> </w:t>
+      </w:r>
+      <w:r>
+        <w:t xml:space="preserve">In Stock Pending Recovery status in ServiceNow and generates</w:t>
+      </w:r>
+      <w:r>
+        <w:t xml:space="preserve"> </w:t>
+      </w:r>
+      <w:r>
+        <w:t xml:space="preserve">a high-priority recovery ticket for Physical Security. Sentinel</w:t>
+      </w:r>
+      <w:r>
+        <w:t xml:space="preserve"> </w:t>
+      </w:r>
+      <w:r>
+        <w:t xml:space="preserve">logs the disablement and monitors for failed login attempts.</w:t>
+      </w:r>
+      <w:r>
+        <w:t xml:space="preserve"> </w:t>
+      </w:r>
+      <w:r>
+        <w:t xml:space="preserve">A final Atlas Report is sent to the Department Lead and Security</w:t>
+      </w:r>
+      <w:r>
+        <w:t xml:space="preserve"> </w:t>
+      </w:r>
+      <w:r>
+        <w:t xml:space="preserve">via MS Teams.</w:t>
+      </w:r>
+      <w:r>
+        <w:t xml:space="preserve"> </w:t>
+      </w:r>
+      <w:r>
+        <w:t xml:space="preserve">metrics:</w:t>
+      </w:r>
+      <w:r>
+        <w:t xml:space="preserve"> </w:t>
+      </w:r>
+      <w:r>
+        <w:t xml:space="preserve">revocation_latency:</w:t>
+      </w:r>
+      <w:r>
+        <w:t xml:space="preserve"> </w:t>
+      </w:r>
+      <w:r>
+        <w:t xml:space="preserve">“</w:t>
+      </w:r>
+      <w:r>
+        <w:t xml:space="preserve">Reduced from hours/days to less than 120 seconds</w:t>
+      </w:r>
+      <w:r>
+        <w:t xml:space="preserve">”</w:t>
+      </w:r>
+      <w:r>
+        <w:t xml:space="preserve"> </w:t>
+      </w:r>
+      <w:r>
+        <w:t xml:space="preserve">audit_compliance:</w:t>
+      </w:r>
+      <w:r>
+        <w:t xml:space="preserve"> </w:t>
+      </w:r>
+      <w:r>
+        <w:t xml:space="preserve">“</w:t>
+      </w:r>
+      <w:r>
+        <w:t xml:space="preserve">100% automated logging for FISMA and GCC-Moderate separation</w:t>
+      </w:r>
+      <w:r>
+        <w:t xml:space="preserve">”</w:t>
+      </w:r>
+      <w:r>
+        <w:t xml:space="preserve"> </w:t>
+      </w:r>
+      <w:r>
+        <w:t xml:space="preserve">asset_accountability:</w:t>
+      </w:r>
+      <w:r>
+        <w:t xml:space="preserve"> </w:t>
+      </w:r>
+      <w:r>
+        <w:t xml:space="preserve">“</w:t>
+      </w:r>
+      <w:r>
+        <w:t xml:space="preserve">Zero-latency flagging of agency hardware for recovery</w:t>
       </w:r>
       <w:r>
         <w:t xml:space="preserve">”</w:t>

--- a/exports/identity_plane_deep_dive_v1.0.docx
+++ b/exports/identity_plane_deep_dive_v1.0.docx
@@ -178,7 +178,7 @@
         <w:pStyle w:val="FirstParagraph"/>
       </w:pPr>
       <w:r>
-        <w:t xml:space="preserve">UIAO delivers measurable improvements across performance, security, compliance, and mission readiness. Cloud-first routing and identity- driven segmentation reduce latency and improve M365 performance. Stronger identity governance and deterministic addressing enhance Zero Trust enforcement. Unified telemetry enables accurate location inference, conversation-level visibility, and real-time decision-making. The architecture aligns the agency with TIC 3.0, FedRAMP 22, and NIST 800-63 requirements, reducing compliance risk. Most importantly, the modernization improves citizen experience by delivering faster, more reliable, and more secure services.</w:t>
+        <w:t xml:space="preserve">UIAO delivers measurable improvements across performance, security, compliance, and mission readiness. Cloud-first routing and identity- driven segmentation reduce latency and improve M365 performance. Stronger identity governance and deterministic addressing enhance Zero Trust enforcement. Unified telemetry enables accurate location inference, conversation-level visibility, and real-time decision-making. The architecture aligns the agency with TIC 3.0, FedRAMP 20x Phase 2, and NIST 800-63 requirements, reducing compliance risk. Most importantly, the modernization improves citizen experience by delivering faster, more reliable, and more secure services.</w:t>
       </w:r>
     </w:p>
     <w:p>
